--- a/Part_1_Feature_List.docx
+++ b/Part_1_Feature_List.docx
@@ -18,13 +18,6 @@
     <w:p>
       <w:pPr>
         <w:rPr>
-          <w:lang w:val="en-US"/>
-        </w:rPr>
-      </w:pPr>
-    </w:p>
-    <w:p>
-      <w:pPr>
-        <w:rPr>
           <w:b/>
           <w:bCs/>
           <w:lang w:val="en-US"/>
@@ -536,21 +529,7 @@
         <w:rPr>
           <w:lang w:val="en-US"/>
         </w:rPr>
-        <w:t xml:space="preserve">give list of Transactions grouped by category and sorted by date within a user defined </w:t>
-      </w:r>
-      <w:proofErr w:type="gramStart"/>
-      <w:r>
-        <w:rPr>
-          <w:lang w:val="en-US"/>
-        </w:rPr>
-        <w:t>time period</w:t>
-      </w:r>
-      <w:proofErr w:type="gramEnd"/>
-      <w:r>
-        <w:rPr>
-          <w:lang w:val="en-US"/>
-        </w:rPr>
-        <w:t xml:space="preserve">. </w:t>
+        <w:t xml:space="preserve">give list of Transactions grouped by category and sorted by date within a user defined time period. </w:t>
       </w:r>
     </w:p>
     <w:p>
@@ -587,16 +566,302 @@
         <w:rPr>
           <w:lang w:val="en-US"/>
         </w:rPr>
-        <w:t xml:space="preserve">show the Spending habits of the user based on category and expenditure per day, week or month within a user defined </w:t>
-      </w:r>
-      <w:proofErr w:type="gramStart"/>
-      <w:r>
-        <w:rPr>
-          <w:lang w:val="en-US"/>
-        </w:rPr>
-        <w:t>time period</w:t>
-      </w:r>
-      <w:proofErr w:type="gramEnd"/>
+        <w:t>show the Spending habits of the user based on category and expenditure per day, week or month within a user defined time period.</w:t>
+      </w:r>
+    </w:p>
+    <w:p>
+      <w:pPr>
+        <w:rPr>
+          <w:b/>
+          <w:bCs/>
+          <w:lang w:val="en-US"/>
+        </w:rPr>
+      </w:pPr>
+      <w:r>
+        <w:rPr>
+          <w:b/>
+          <w:bCs/>
+          <w:lang w:val="en-US"/>
+        </w:rPr>
+        <w:t xml:space="preserve">9. Visualization and Graphs of Expenses </w:t>
+      </w:r>
+    </w:p>
+    <w:p>
+      <w:pPr>
+        <w:ind w:left="720"/>
+        <w:rPr>
+          <w:lang w:val="en-US"/>
+        </w:rPr>
+      </w:pPr>
+      <w:r>
+        <w:rPr>
+          <w:lang w:val="en-US"/>
+        </w:rPr>
+        <w:t xml:space="preserve">The app will </w:t>
+      </w:r>
+      <w:r>
+        <w:rPr>
+          <w:lang w:val="en-US"/>
+        </w:rPr>
+        <w:t xml:space="preserve">use graphs to show the expenses of categories in order to allow them to be </w:t>
+      </w:r>
+      <w:r>
+        <w:rPr>
+          <w:lang w:val="en-US"/>
+        </w:rPr>
+        <w:t>compared to one another with ease. The app will use graphs such as doughnut</w:t>
+      </w:r>
+      <w:r>
+        <w:rPr>
+          <w:lang w:val="en-US"/>
+        </w:rPr>
+        <w:t xml:space="preserve"> and time series</w:t>
+      </w:r>
+      <w:r>
+        <w:rPr>
+          <w:lang w:val="en-US"/>
+        </w:rPr>
+        <w:t xml:space="preserve"> graphs to the progress of Savings Goals at a </w:t>
+      </w:r>
+      <w:r>
+        <w:rPr>
+          <w:lang w:val="en-US"/>
+        </w:rPr>
+        <w:t>glance.</w:t>
+      </w:r>
+    </w:p>
+    <w:p>
+      <w:pPr>
+        <w:rPr>
+          <w:b/>
+          <w:bCs/>
+          <w:lang w:val="en-US"/>
+        </w:rPr>
+      </w:pPr>
+      <w:r>
+        <w:rPr>
+          <w:b/>
+          <w:bCs/>
+          <w:lang w:val="en-US"/>
+        </w:rPr>
+        <w:lastRenderedPageBreak/>
+        <w:t xml:space="preserve">10. Progress Dashboard </w:t>
+      </w:r>
+    </w:p>
+    <w:p>
+      <w:pPr>
+        <w:ind w:left="720"/>
+        <w:rPr>
+          <w:lang w:val="en-US"/>
+        </w:rPr>
+      </w:pPr>
+      <w:r>
+        <w:rPr>
+          <w:lang w:val="en-US"/>
+        </w:rPr>
+        <w:t xml:space="preserve">The app will </w:t>
+      </w:r>
+      <w:r>
+        <w:rPr>
+          <w:lang w:val="en-US"/>
+        </w:rPr>
+        <w:t>show progress bars under all the savings goals to visually see how much has been saved towards a goal for every goal in a single centralized screen.</w:t>
+      </w:r>
+    </w:p>
+    <w:p>
+      <w:pPr>
+        <w:rPr>
+          <w:b/>
+          <w:bCs/>
+          <w:lang w:val="en-US"/>
+        </w:rPr>
+      </w:pPr>
+      <w:r>
+        <w:rPr>
+          <w:b/>
+          <w:bCs/>
+          <w:lang w:val="en-US"/>
+        </w:rPr>
+        <w:t xml:space="preserve">11. Storage of user data in a Local Database </w:t>
+      </w:r>
+    </w:p>
+    <w:p>
+      <w:pPr>
+        <w:ind w:left="720"/>
+        <w:rPr>
+          <w:lang w:val="en-US"/>
+        </w:rPr>
+      </w:pPr>
+      <w:r>
+        <w:rPr>
+          <w:lang w:val="en-US"/>
+        </w:rPr>
+        <w:t>T</w:t>
+      </w:r>
+      <w:r>
+        <w:rPr>
+          <w:lang w:val="en-US"/>
+        </w:rPr>
+        <w:t>he app will</w:t>
+      </w:r>
+      <w:r>
+        <w:rPr>
+          <w:lang w:val="en-US"/>
+        </w:rPr>
+        <w:t xml:space="preserve"> in the early stages of deployment will make use of local database to store the data associated with the application.</w:t>
+      </w:r>
+    </w:p>
+    <w:p>
+      <w:pPr>
+        <w:rPr>
+          <w:b/>
+          <w:bCs/>
+          <w:lang w:val="en-US"/>
+        </w:rPr>
+      </w:pPr>
+      <w:r>
+        <w:rPr>
+          <w:b/>
+          <w:bCs/>
+          <w:lang w:val="en-US"/>
+        </w:rPr>
+        <w:t xml:space="preserve">12. Gamification </w:t>
+      </w:r>
+    </w:p>
+    <w:p>
+      <w:pPr>
+        <w:ind w:left="720"/>
+      </w:pPr>
+      <w:r>
+        <w:t>The app will have elements under gamification such as award badges for the reaching of goals or possibly unlock of cosmetic options for different Goals</w:t>
+      </w:r>
+      <w:r>
+        <w:t>. The app will also have a tutorial in the style of a Game.</w:t>
+      </w:r>
+    </w:p>
+    <w:p>
+      <w:pPr>
+        <w:rPr>
+          <w:b/>
+          <w:bCs/>
+          <w:lang w:val="en-US"/>
+        </w:rPr>
+      </w:pPr>
+      <w:r>
+        <w:rPr>
+          <w:b/>
+          <w:bCs/>
+          <w:lang w:val="en-US"/>
+        </w:rPr>
+        <w:t xml:space="preserve">13. Online Database Storage (multiple devices) </w:t>
+      </w:r>
+    </w:p>
+    <w:p>
+      <w:pPr>
+        <w:ind w:left="720"/>
+        <w:rPr>
+          <w:lang w:val="en-US"/>
+        </w:rPr>
+      </w:pPr>
+      <w:r>
+        <w:rPr>
+          <w:lang w:val="en-US"/>
+        </w:rPr>
+        <w:t xml:space="preserve">The app will for </w:t>
+      </w:r>
+      <w:r>
+        <w:rPr>
+          <w:lang w:val="en-US"/>
+        </w:rPr>
+        <w:t>in</w:t>
+      </w:r>
+      <w:r>
+        <w:rPr>
+          <w:lang w:val="en-US"/>
+        </w:rPr>
+        <w:t xml:space="preserve"> </w:t>
+      </w:r>
+      <w:r>
+        <w:rPr>
+          <w:lang w:val="en-US"/>
+        </w:rPr>
+        <w:t xml:space="preserve">final stages of deployment the database will be moved to an online service like FireBaseDB which will allow </w:t>
+      </w:r>
+      <w:r>
+        <w:rPr>
+          <w:lang w:val="en-US"/>
+        </w:rPr>
+        <w:t>users</w:t>
+      </w:r>
+      <w:r>
+        <w:rPr>
+          <w:lang w:val="en-US"/>
+        </w:rPr>
+        <w:t xml:space="preserve"> to access their accounts from any device with the app and allow for other features like Milestone sharing and tab </w:t>
+      </w:r>
+      <w:r>
+        <w:rPr>
+          <w:lang w:val="en-US"/>
+        </w:rPr>
+        <w:t>Splitting</w:t>
+      </w:r>
+      <w:r>
+        <w:rPr>
+          <w:lang w:val="en-US"/>
+        </w:rPr>
+        <w:t xml:space="preserve"> </w:t>
+      </w:r>
+    </w:p>
+    <w:p>
+      <w:pPr>
+        <w:rPr>
+          <w:b/>
+          <w:bCs/>
+          <w:lang w:val="en-US"/>
+        </w:rPr>
+      </w:pPr>
+      <w:r>
+        <w:rPr>
+          <w:b/>
+          <w:bCs/>
+          <w:lang w:val="en-US"/>
+        </w:rPr>
+        <w:t xml:space="preserve">14. </w:t>
+      </w:r>
+      <w:r>
+        <w:rPr>
+          <w:b/>
+          <w:bCs/>
+          <w:lang w:val="en-US"/>
+        </w:rPr>
+        <w:t>Goal Grouping</w:t>
+      </w:r>
+    </w:p>
+    <w:p>
+      <w:pPr>
+        <w:ind w:left="720"/>
+        <w:rPr>
+          <w:lang w:val="en-US"/>
+        </w:rPr>
+      </w:pPr>
+      <w:r>
+        <w:rPr>
+          <w:lang w:val="en-US"/>
+        </w:rPr>
+        <w:t xml:space="preserve">The user will be able to group goals under a parent or overall goal e.g. User wants to goal on vacation and is budgeting fuel, </w:t>
+      </w:r>
+      <w:r>
+        <w:rPr>
+          <w:lang w:val="en-US"/>
+        </w:rPr>
+        <w:t>accommodation</w:t>
+      </w:r>
+      <w:r>
+        <w:rPr>
+          <w:lang w:val="en-US"/>
+        </w:rPr>
+        <w:t>, food, and activities all under the overall goal of “Vacation”, the user will then be able to easily see their budget for the vacation at a glance</w:t>
+      </w:r>
       <w:r>
         <w:rPr>
           <w:lang w:val="en-US"/>
@@ -618,7 +883,15 @@
           <w:bCs/>
           <w:lang w:val="en-US"/>
         </w:rPr>
-        <w:t xml:space="preserve">9. Visualization and Graphs of Expenses </w:t>
+        <w:t xml:space="preserve">15. </w:t>
+      </w:r>
+      <w:r>
+        <w:rPr>
+          <w:b/>
+          <w:bCs/>
+          <w:lang w:val="en-US"/>
+        </w:rPr>
+        <w:t>Split Bill</w:t>
       </w:r>
     </w:p>
     <w:p>
@@ -632,381 +905,152 @@
         <w:rPr>
           <w:lang w:val="en-US"/>
         </w:rPr>
-        <w:lastRenderedPageBreak/>
-        <w:t xml:space="preserve">The app will </w:t>
-      </w:r>
-      <w:r>
-        <w:rPr>
-          <w:lang w:val="en-US"/>
-        </w:rPr>
-        <w:t xml:space="preserve">use graphs to show the expenses of categories </w:t>
-      </w:r>
-      <w:proofErr w:type="gramStart"/>
-      <w:r>
-        <w:rPr>
-          <w:lang w:val="en-US"/>
-        </w:rPr>
-        <w:t>in order to</w:t>
-      </w:r>
-      <w:proofErr w:type="gramEnd"/>
-      <w:r>
-        <w:rPr>
-          <w:lang w:val="en-US"/>
-        </w:rPr>
-        <w:t xml:space="preserve"> allow them to be </w:t>
-      </w:r>
-      <w:r>
-        <w:rPr>
-          <w:lang w:val="en-US"/>
-        </w:rPr>
-        <w:t>compared to one another with ease. The app will use graphs such as doughnut</w:t>
-      </w:r>
-      <w:r>
-        <w:rPr>
-          <w:lang w:val="en-US"/>
-        </w:rPr>
-        <w:t xml:space="preserve"> and time series</w:t>
-      </w:r>
-      <w:r>
-        <w:rPr>
-          <w:lang w:val="en-US"/>
-        </w:rPr>
-        <w:t xml:space="preserve"> graphs to the progress of Savings Goals </w:t>
-      </w:r>
-      <w:proofErr w:type="gramStart"/>
-      <w:r>
-        <w:rPr>
-          <w:lang w:val="en-US"/>
-        </w:rPr>
-        <w:t xml:space="preserve">at a </w:t>
-      </w:r>
-      <w:r>
-        <w:rPr>
-          <w:lang w:val="en-US"/>
-        </w:rPr>
-        <w:t>glance</w:t>
-      </w:r>
-      <w:proofErr w:type="gramEnd"/>
+        <w:t xml:space="preserve">The user will be able to load other users into a bill and decide how it should be </w:t>
+      </w:r>
+      <w:r>
+        <w:rPr>
+          <w:lang w:val="en-US"/>
+        </w:rPr>
+        <w:t>split;</w:t>
+      </w:r>
+      <w:r>
+        <w:rPr>
+          <w:lang w:val="en-US"/>
+        </w:rPr>
+        <w:t xml:space="preserve"> there will be </w:t>
+      </w:r>
+      <w:r>
+        <w:rPr>
+          <w:lang w:val="en-US"/>
+        </w:rPr>
+        <w:t>an</w:t>
+      </w:r>
+      <w:r>
+        <w:rPr>
+          <w:lang w:val="en-US"/>
+        </w:rPr>
+        <w:t xml:space="preserve"> option to add a tip to the bill</w:t>
+      </w:r>
+      <w:r>
+        <w:rPr>
+          <w:lang w:val="en-US"/>
+        </w:rPr>
+        <w:t>. The users If registered with the app will receive a notification and be able to add the transaction to their account.</w:t>
+      </w:r>
+    </w:p>
+    <w:p>
+      <w:pPr>
+        <w:rPr>
+          <w:b/>
+          <w:bCs/>
+          <w:lang w:val="en-US"/>
+        </w:rPr>
+      </w:pPr>
+      <w:r>
+        <w:rPr>
+          <w:b/>
+          <w:bCs/>
+          <w:lang w:val="en-US"/>
+        </w:rPr>
+        <w:t>16. Multi-Currency</w:t>
+      </w:r>
+      <w:r>
+        <w:rPr>
+          <w:b/>
+          <w:bCs/>
+          <w:lang w:val="en-US"/>
+        </w:rPr>
+        <w:t xml:space="preserve"> Support</w:t>
+      </w:r>
+    </w:p>
+    <w:p>
+      <w:pPr>
+        <w:ind w:left="720"/>
+        <w:rPr>
+          <w:lang w:val="en-US"/>
+        </w:rPr>
+      </w:pPr>
+      <w:r>
+        <w:rPr>
+          <w:lang w:val="en-US"/>
+        </w:rPr>
+        <w:t xml:space="preserve">The app will be able to support the use of multiple currencies that the user can select such as the most common </w:t>
+      </w:r>
+      <w:r>
+        <w:rPr>
+          <w:lang w:val="en-US"/>
+        </w:rPr>
+        <w:t>like; Rand (R), Dollar ($), and Euro (</w:t>
+      </w:r>
+      <w:r>
+        <w:rPr>
+          <w:rFonts w:cstheme="minorHAnsi"/>
+          <w:lang w:val="en-US"/>
+        </w:rPr>
+        <w:t>£</w:t>
+      </w:r>
+      <w:r>
+        <w:rPr>
+          <w:lang w:val="en-US"/>
+        </w:rPr>
+        <w:t>)</w:t>
+      </w:r>
+    </w:p>
+    <w:p>
+      <w:pPr>
+        <w:rPr>
+          <w:b/>
+          <w:bCs/>
+          <w:lang w:val="en-US"/>
+        </w:rPr>
+      </w:pPr>
+      <w:r>
+        <w:rPr>
+          <w:b/>
+          <w:bCs/>
+          <w:lang w:val="en-US"/>
+        </w:rPr>
+        <w:t xml:space="preserve">17. </w:t>
+      </w:r>
+      <w:r>
+        <w:rPr>
+          <w:b/>
+          <w:bCs/>
+          <w:lang w:val="en-US"/>
+        </w:rPr>
+        <w:t>Forecasting</w:t>
+      </w:r>
+    </w:p>
+    <w:p>
+      <w:pPr>
+        <w:ind w:left="720"/>
+        <w:rPr>
+          <w:lang w:val="en-US"/>
+        </w:rPr>
+      </w:pPr>
+      <w:r>
+        <w:rPr>
+          <w:lang w:val="en-US"/>
+        </w:rPr>
+        <w:t xml:space="preserve">The app will be able to use past transactions to </w:t>
+      </w:r>
+      <w:r>
+        <w:rPr>
+          <w:lang w:val="en-US"/>
+        </w:rPr>
+        <w:t>attempt to predict a forecasted income and expenditure chart for the next month</w:t>
+      </w:r>
+      <w:r>
+        <w:rPr>
+          <w:lang w:val="en-US"/>
+        </w:rPr>
+        <w:t xml:space="preserve"> based on averages and recurring transactions</w:t>
+      </w:r>
       <w:r>
         <w:rPr>
           <w:lang w:val="en-US"/>
         </w:rPr>
         <w:t>.</w:t>
-      </w:r>
-    </w:p>
-    <w:p>
-      <w:pPr>
-        <w:rPr>
-          <w:b/>
-          <w:bCs/>
-          <w:lang w:val="en-US"/>
-        </w:rPr>
-      </w:pPr>
-      <w:r>
-        <w:rPr>
-          <w:b/>
-          <w:bCs/>
-          <w:lang w:val="en-US"/>
-        </w:rPr>
-        <w:t xml:space="preserve">10. Progress Dashboard </w:t>
-      </w:r>
-    </w:p>
-    <w:p>
-      <w:pPr>
-        <w:ind w:left="720"/>
-        <w:rPr>
-          <w:lang w:val="en-US"/>
-        </w:rPr>
-      </w:pPr>
-      <w:r>
-        <w:rPr>
-          <w:lang w:val="en-US"/>
-        </w:rPr>
-        <w:t xml:space="preserve">The app will </w:t>
-      </w:r>
-      <w:r>
-        <w:rPr>
-          <w:lang w:val="en-US"/>
-        </w:rPr>
-        <w:t>show progress bars under all the savings goals to visually see how much has been saved towards a goal for every goal in a single centralized screen.</w:t>
-      </w:r>
-    </w:p>
-    <w:p>
-      <w:pPr>
-        <w:rPr>
-          <w:b/>
-          <w:bCs/>
-          <w:lang w:val="en-US"/>
-        </w:rPr>
-      </w:pPr>
-      <w:r>
-        <w:rPr>
-          <w:b/>
-          <w:bCs/>
-          <w:lang w:val="en-US"/>
-        </w:rPr>
-        <w:t xml:space="preserve">11. Storage of user data in a Local Database </w:t>
-      </w:r>
-    </w:p>
-    <w:p>
-      <w:pPr>
-        <w:ind w:left="720"/>
-        <w:rPr>
-          <w:lang w:val="en-US"/>
-        </w:rPr>
-      </w:pPr>
-      <w:r>
-        <w:rPr>
-          <w:lang w:val="en-US"/>
-        </w:rPr>
-        <w:t>T</w:t>
-      </w:r>
-      <w:r>
-        <w:rPr>
-          <w:lang w:val="en-US"/>
-        </w:rPr>
-        <w:t>he app will</w:t>
-      </w:r>
-      <w:r>
-        <w:rPr>
-          <w:lang w:val="en-US"/>
-        </w:rPr>
-        <w:t xml:space="preserve"> in the early stages of deployment will make use of local database to store the data associated with the application.</w:t>
-      </w:r>
-    </w:p>
-    <w:p>
-      <w:pPr>
-        <w:rPr>
-          <w:b/>
-          <w:bCs/>
-          <w:lang w:val="en-US"/>
-        </w:rPr>
-      </w:pPr>
-      <w:r>
-        <w:rPr>
-          <w:b/>
-          <w:bCs/>
-          <w:lang w:val="en-US"/>
-        </w:rPr>
-        <w:t xml:space="preserve">12. Gamification </w:t>
-      </w:r>
-    </w:p>
-    <w:p>
-      <w:pPr>
-        <w:ind w:left="720"/>
-      </w:pPr>
-      <w:r>
-        <w:t>The app will have elements under gamification such as award badges for the reaching of goals or possibly unlock of cosmetic options for different Goals</w:t>
-      </w:r>
-      <w:r>
-        <w:t>. The app will also have a tutorial in the style of a Game.</w:t>
-      </w:r>
-    </w:p>
-    <w:p>
-      <w:pPr>
-        <w:rPr>
-          <w:b/>
-          <w:bCs/>
-          <w:lang w:val="en-US"/>
-        </w:rPr>
-      </w:pPr>
-      <w:r>
-        <w:rPr>
-          <w:b/>
-          <w:bCs/>
-          <w:lang w:val="en-US"/>
-        </w:rPr>
-        <w:t xml:space="preserve">13. Online Database Storage (multiple devices) </w:t>
-      </w:r>
-    </w:p>
-    <w:p>
-      <w:pPr>
-        <w:ind w:left="720"/>
-        <w:rPr>
-          <w:lang w:val="en-US"/>
-        </w:rPr>
-      </w:pPr>
-      <w:r>
-        <w:rPr>
-          <w:lang w:val="en-US"/>
-        </w:rPr>
-        <w:t xml:space="preserve">The app will for </w:t>
-      </w:r>
-      <w:r>
-        <w:rPr>
-          <w:lang w:val="en-US"/>
-        </w:rPr>
-        <w:t>in</w:t>
-      </w:r>
-      <w:r>
-        <w:rPr>
-          <w:lang w:val="en-US"/>
-        </w:rPr>
-        <w:t xml:space="preserve"> </w:t>
-      </w:r>
-      <w:r>
-        <w:rPr>
-          <w:lang w:val="en-US"/>
-        </w:rPr>
-        <w:t xml:space="preserve">final stages of deployment the database will be moved to an online service like FireBaseDB which will allow </w:t>
-      </w:r>
-      <w:r>
-        <w:rPr>
-          <w:lang w:val="en-US"/>
-        </w:rPr>
-        <w:t>users</w:t>
-      </w:r>
-      <w:r>
-        <w:rPr>
-          <w:lang w:val="en-US"/>
-        </w:rPr>
-        <w:t xml:space="preserve"> to access their accounts from any device with the app and allow for other features like Milestone sharing and tab </w:t>
-      </w:r>
-      <w:r>
-        <w:rPr>
-          <w:lang w:val="en-US"/>
-        </w:rPr>
-        <w:t>Splitting</w:t>
-      </w:r>
-      <w:r>
-        <w:rPr>
-          <w:lang w:val="en-US"/>
-        </w:rPr>
-        <w:t xml:space="preserve"> </w:t>
-      </w:r>
-    </w:p>
-    <w:p>
-      <w:pPr>
-        <w:rPr>
-          <w:b/>
-          <w:bCs/>
-          <w:lang w:val="en-US"/>
-        </w:rPr>
-      </w:pPr>
-      <w:r>
-        <w:rPr>
-          <w:b/>
-          <w:bCs/>
-          <w:lang w:val="en-US"/>
-        </w:rPr>
-        <w:t xml:space="preserve">14. </w:t>
-      </w:r>
-      <w:r>
-        <w:rPr>
-          <w:b/>
-          <w:bCs/>
-          <w:lang w:val="en-US"/>
-        </w:rPr>
-        <w:t>Goal Grouping</w:t>
-      </w:r>
-    </w:p>
-    <w:p>
-      <w:pPr>
-        <w:ind w:left="720"/>
-        <w:rPr>
-          <w:lang w:val="en-US"/>
-        </w:rPr>
-      </w:pPr>
-      <w:r>
-        <w:rPr>
-          <w:lang w:val="en-US"/>
-        </w:rPr>
-        <w:t xml:space="preserve">The user will be able to group goals under a parent or overall goal e.g. User wants to goal on vacation and is budgeting fuel, </w:t>
-      </w:r>
-      <w:r>
-        <w:rPr>
-          <w:lang w:val="en-US"/>
-        </w:rPr>
-        <w:t>accommodation</w:t>
-      </w:r>
-      <w:r>
-        <w:rPr>
-          <w:lang w:val="en-US"/>
-        </w:rPr>
-        <w:t xml:space="preserve">, food, and activities all under the overall goal of “Vacation”, the user will then be able to easily see their budget for the vacation </w:t>
-      </w:r>
-      <w:proofErr w:type="gramStart"/>
-      <w:r>
-        <w:rPr>
-          <w:lang w:val="en-US"/>
-        </w:rPr>
-        <w:t>at a glance</w:t>
-      </w:r>
-      <w:proofErr w:type="gramEnd"/>
-      <w:r>
-        <w:rPr>
-          <w:lang w:val="en-US"/>
-        </w:rPr>
-        <w:t>.</w:t>
-      </w:r>
-    </w:p>
-    <w:p>
-      <w:pPr>
-        <w:rPr>
-          <w:b/>
-          <w:bCs/>
-          <w:lang w:val="en-US"/>
-        </w:rPr>
-      </w:pPr>
-      <w:r>
-        <w:rPr>
-          <w:b/>
-          <w:bCs/>
-          <w:lang w:val="en-US"/>
-        </w:rPr>
-        <w:t xml:space="preserve">15. </w:t>
-      </w:r>
-      <w:r>
-        <w:rPr>
-          <w:b/>
-          <w:bCs/>
-          <w:lang w:val="en-US"/>
-        </w:rPr>
-        <w:t>Split Bill</w:t>
-      </w:r>
-    </w:p>
-    <w:p>
-      <w:pPr>
-        <w:ind w:left="720"/>
-        <w:rPr>
-          <w:lang w:val="en-US"/>
-        </w:rPr>
-      </w:pPr>
-      <w:r>
-        <w:rPr>
-          <w:lang w:val="en-US"/>
-        </w:rPr>
-        <w:t xml:space="preserve">The user will be able to load other users into a bill and decide how it should be </w:t>
-      </w:r>
-      <w:r>
-        <w:rPr>
-          <w:lang w:val="en-US"/>
-        </w:rPr>
-        <w:t>split;</w:t>
-      </w:r>
-      <w:r>
-        <w:rPr>
-          <w:lang w:val="en-US"/>
-        </w:rPr>
-        <w:t xml:space="preserve"> there will be </w:t>
-      </w:r>
-      <w:r>
-        <w:rPr>
-          <w:lang w:val="en-US"/>
-        </w:rPr>
-        <w:t>an</w:t>
-      </w:r>
-      <w:r>
-        <w:rPr>
-          <w:lang w:val="en-US"/>
-        </w:rPr>
-        <w:t xml:space="preserve"> option to add a tip to the bill</w:t>
-      </w:r>
-      <w:r>
-        <w:rPr>
-          <w:lang w:val="en-US"/>
-        </w:rPr>
-        <w:t>. The users If registered with the app will receive a notification and be able to add the transaction to their account.</w:t>
       </w:r>
     </w:p>
     <w:sectPr>
